--- a/docs/ecostats_lectures/lecture_17/17_01_lecture_powerpoint.docx
+++ b/docs/ecostats_lectures/lecture_17/17_01_lecture_powerpoint.docx
@@ -4365,7 +4365,7 @@
       <w:r>
         <w:drawing>
           <wp:inline>
-            <wp:extent cx="5943600" cy="3782290"/>
+            <wp:extent cx="6578600" cy="4186381"/>
             <wp:effectExtent b="0" l="0" r="0" t="0"/>
             <wp:docPr descr="" title="" id="37" name="Picture"/>
             <a:graphic>
@@ -4386,7 +4386,7 @@
                   <pic:spPr bwMode="auto">
                     <a:xfrm>
                       <a:off x="0" y="0"/>
-                      <a:ext cx="5943600" cy="3782290"/>
+                      <a:ext cx="6578600" cy="4186381"/>
                     </a:xfrm>
                     <a:prstGeom prst="rect">
                       <a:avLst/>
@@ -4523,7 +4523,7 @@
       <w:r>
         <w:drawing>
           <wp:inline>
-            <wp:extent cx="5943600" cy="3782290"/>
+            <wp:extent cx="6578600" cy="4186381"/>
             <wp:effectExtent b="0" l="0" r="0" t="0"/>
             <wp:docPr descr="" title="" id="42" name="Picture"/>
             <a:graphic>
@@ -4544,7 +4544,7 @@
                   <pic:spPr bwMode="auto">
                     <a:xfrm>
                       <a:off x="0" y="0"/>
-                      <a:ext cx="5943600" cy="3782290"/>
+                      <a:ext cx="6578600" cy="4186381"/>
                     </a:xfrm>
                     <a:prstGeom prst="rect">
                       <a:avLst/>
@@ -4928,7 +4928,7 @@
       <w:r>
         <w:drawing>
           <wp:inline>
-            <wp:extent cx="5943600" cy="3782290"/>
+            <wp:extent cx="6578600" cy="4186381"/>
             <wp:effectExtent b="0" l="0" r="0" t="0"/>
             <wp:docPr descr="" title="" id="50" name="Picture"/>
             <a:graphic>
@@ -4949,7 +4949,7 @@
                   <pic:spPr bwMode="auto">
                     <a:xfrm>
                       <a:off x="0" y="0"/>
-                      <a:ext cx="5943600" cy="3782290"/>
+                      <a:ext cx="6578600" cy="4186381"/>
                     </a:xfrm>
                     <a:prstGeom prst="rect">
                       <a:avLst/>
@@ -4985,7 +4985,7 @@
       <w:r>
         <w:drawing>
           <wp:inline>
-            <wp:extent cx="5943600" cy="3782290"/>
+            <wp:extent cx="6578600" cy="4186381"/>
             <wp:effectExtent b="0" l="0" r="0" t="0"/>
             <wp:docPr descr="" title="" id="54" name="Picture"/>
             <a:graphic>
@@ -5006,7 +5006,7 @@
                   <pic:spPr bwMode="auto">
                     <a:xfrm>
                       <a:off x="0" y="0"/>
-                      <a:ext cx="5943600" cy="3782290"/>
+                      <a:ext cx="6578600" cy="4186381"/>
                     </a:xfrm>
                     <a:prstGeom prst="rect">
                       <a:avLst/>
@@ -5042,7 +5042,7 @@
       <w:r>
         <w:drawing>
           <wp:inline>
-            <wp:extent cx="5943600" cy="3782290"/>
+            <wp:extent cx="6578600" cy="4186381"/>
             <wp:effectExtent b="0" l="0" r="0" t="0"/>
             <wp:docPr descr="" title="" id="58" name="Picture"/>
             <a:graphic>
@@ -5063,7 +5063,7 @@
                   <pic:spPr bwMode="auto">
                     <a:xfrm>
                       <a:off x="0" y="0"/>
-                      <a:ext cx="5943600" cy="3782290"/>
+                      <a:ext cx="6578600" cy="4186381"/>
                     </a:xfrm>
                     <a:prstGeom prst="rect">
                       <a:avLst/>
@@ -12409,7 +12409,7 @@
     <w:bookmarkEnd w:id="128"/>
     <w:sectPr>
       <w:pgSz w:h="15840" w:w="12240"/>
-      <w:pgMar w:bottom="1440" w:footer="720" w:gutter="0" w:header="720" w:left="1440" w:right="1440" w:top="1440"/>
+      <w:pgMar w:bottom="720" w:footer="720" w:gutter="0" w:header="720" w:left="1152" w:right="720" w:top="720"/>
       <w:cols w:space="720"/>
       <w:docGrid w:linePitch="360"/>
     </w:sectPr>
@@ -13836,7 +13836,7 @@
     <w:basedOn w:val="Normal"/>
     <w:next w:val="Normal"/>
     <w:qFormat/>
-    <w:rsid w:val="00BC28E9"/>
+    <w:rsid w:val="00B86ADC"/>
     <w:pPr>
       <w:pBdr>
         <w:top w:color="FF0000" w:space="1" w:sz="8" w:val="single"/>
@@ -13850,14 +13850,14 @@
     </w:pPr>
     <w:rPr>
       <w:rFonts w:ascii="Courier New" w:hAnsi="Courier New"/>
-      <w:sz w:val="18"/>
+      <w:sz w:val="16"/>
     </w:rPr>
   </w:style>
   <w:style w:customStyle="1" w:styleId="SourceCode" w:type="paragraph">
     <w:name w:val="Source Code"/>
     <w:basedOn w:val="Normal"/>
     <w:qFormat/>
-    <w:rsid w:val="00771E03"/>
+    <w:rsid w:val="0018210C"/>
     <w:pPr>
       <w:pBdr>
         <w:top w:color="auto" w:space="1" w:sz="8" w:val="single"/>
@@ -13865,20 +13865,20 @@
         <w:bottom w:color="auto" w:space="1" w:sz="8" w:val="single"/>
         <w:right w:color="auto" w:space="4" w:sz="8" w:val="single"/>
       </w:pBdr>
-      <w:shd w:color="auto" w:fill="auto" w:val="pct15"/>
+      <w:shd w:color="auto" w:fill="auto" w:val="pct5"/>
       <w:spacing w:after="240" w:before="240"/>
       <w:ind w:left="432" w:right="432"/>
     </w:pPr>
     <w:rPr>
       <w:rFonts w:ascii="Courier New" w:hAnsi="Courier New"/>
-      <w:sz w:val="20"/>
+      <w:sz w:val="15"/>
     </w:rPr>
   </w:style>
   <w:style w:customStyle="1" w:styleId="Verbatim" w:type="paragraph">
     <w:name w:val="Verbatim"/>
     <w:basedOn w:val="Normal"/>
     <w:qFormat/>
-    <w:rsid w:val="00771E03"/>
+    <w:rsid w:val="0018210C"/>
     <w:pPr>
       <w:shd w:color="auto" w:fill="auto" w:val="pct15"/>
       <w:spacing w:after="240" w:before="240"/>
@@ -13886,7 +13886,7 @@
     </w:pPr>
     <w:rPr>
       <w:rFonts w:ascii="Courier New" w:hAnsi="Courier New"/>
-      <w:sz w:val="18"/>
+      <w:sz w:val="16"/>
     </w:rPr>
   </w:style>
   <w:style w:customStyle="1" w:styleId="CodeBlock" w:type="paragraph">
@@ -13929,6 +13929,11 @@
     <w:pPr>
       <w:spacing w:after="100"/>
     </w:pPr>
+  </w:style>
+  <w:style w:customStyle="1" w:styleId="Graphic" w:type="paragraph">
+    <w:name w:val="Graphic"/>
+    <w:qFormat/>
+    <w:rsid w:val="00735D8A"/>
   </w:style>
   <w:style w:type="character" w:customStyle="1" w:styleId="KeywordTok">
     <w:name w:val="KeywordTok"/>

--- a/docs/ecostats_lectures/lecture_17/17_01_lecture_powerpoint.docx
+++ b/docs/ecostats_lectures/lecture_17/17_01_lecture_powerpoint.docx
@@ -206,7 +206,13 @@
         </w:numPr>
       </w:pPr>
       <w:r>
-        <w:t xml:space="preserve">Common goal of MV analysis is variable reduction: can we derive new variables (based on linear combinations of</w:t>
+        <w:t xml:space="preserve">Common goal of MV analysis is variable reduction: can we derive new</w:t>
+      </w:r>
+      <w:r>
+        <w:t xml:space="preserve"> </w:t>
+      </w:r>
+      <w:r>
+        <w:t xml:space="preserve">variables (based on linear combinations of</w:t>
       </w:r>
       <w:r>
         <w:t xml:space="preserve"> </w:t>
@@ -218,7 +224,13 @@
         <w:t xml:space="preserve"> </w:t>
       </w:r>
       <w:r>
-        <w:t xml:space="preserve">variables) that explain variation in data?</w:t>
+        <w:t xml:space="preserve">variables)</w:t>
+      </w:r>
+      <w:r>
+        <w:t xml:space="preserve"> </w:t>
+      </w:r>
+      <w:r>
+        <w:t xml:space="preserve">that explain variation in data?</w:t>
       </w:r>
     </w:p>
     <w:p>
@@ -229,7 +241,19 @@
         </w:numPr>
       </w:pPr>
       <w:r>
-        <w:t xml:space="preserve">For data set with i= 1 to n objects and j = 1 to p original variables we seek new variables (principal components) using the equation:</w:t>
+        <w:t xml:space="preserve">For data set with i= 1 to n objects and j = 1 to p original</w:t>
+      </w:r>
+      <w:r>
+        <w:t xml:space="preserve"> </w:t>
+      </w:r>
+      <w:r>
+        <w:t xml:space="preserve">variables we seek new variables (principal components) using the</w:t>
+      </w:r>
+      <w:r>
+        <w:t xml:space="preserve"> </w:t>
+      </w:r>
+      <w:r>
+        <w:t xml:space="preserve">equation:</w:t>
       </w:r>
     </w:p>
     <w:bookmarkStart w:id="25" w:name="X24d077e0c7590023c1c7502aea95e8de1233723"/>
@@ -454,7 +478,13 @@
         </w:numPr>
       </w:pPr>
       <w:r>
-        <w:t xml:space="preserve">c1-cp are coefficients that show importance of the original variables to new derived variable</w:t>
+        <w:t xml:space="preserve">c1-cp are coefficients that show importance of the original</w:t>
+      </w:r>
+      <w:r>
+        <w:t xml:space="preserve"> </w:t>
+      </w:r>
+      <w:r>
+        <w:t xml:space="preserve">variables to new derived variable</w:t>
       </w:r>
     </w:p>
     <w:bookmarkStart w:id="27" w:name="X967a4befa689896edf3b537e33c3ab1d72a53a8"/>
@@ -796,7 +826,13 @@
         </w:numPr>
       </w:pPr>
       <w:r>
-        <w:t xml:space="preserve">Eigenvalues (latent roots) represent amount of variation in data explained by the new k= 1 to p derived variables (λ1, λ2 …λp).</w:t>
+        <w:t xml:space="preserve">Eigenvalues (latent roots) represent amount of variation in data</w:t>
+      </w:r>
+      <w:r>
+        <w:t xml:space="preserve"> </w:t>
+      </w:r>
+      <w:r>
+        <w:t xml:space="preserve">explained by the new k= 1 to p derived variables (λ1, λ2 …λp).</w:t>
       </w:r>
     </w:p>
     <w:p>
@@ -808,7 +844,13 @@
         </w:numPr>
       </w:pPr>
       <w:r>
-        <w:t xml:space="preserve">Eigenvalues are population parameters and are estimated using ML to get sample statistics (l1, l2…lp)</w:t>
+        <w:t xml:space="preserve">Eigenvalues are population parameters and are estimated using ML to</w:t>
+      </w:r>
+      <w:r>
+        <w:t xml:space="preserve"> </w:t>
+      </w:r>
+      <w:r>
+        <w:t xml:space="preserve">get sample statistics (l1, l2…lp)</w:t>
       </w:r>
     </w:p>
     <w:p>
@@ -820,7 +862,13 @@
         </w:numPr>
       </w:pPr>
       <w:r>
-        <w:t xml:space="preserve">Eigenvectors are lists of coefficients (c) that show contribution of original variables to new, derived variables</w:t>
+        <w:t xml:space="preserve">Eigenvectors are lists of coefficients (c) that show contribution of</w:t>
+      </w:r>
+      <w:r>
+        <w:t xml:space="preserve"> </w:t>
+      </w:r>
+      <w:r>
+        <w:t xml:space="preserve">original variables to new, derived variables</w:t>
       </w:r>
     </w:p>
     <w:p>
@@ -844,7 +892,13 @@
         </w:numPr>
       </w:pPr>
       <w:r>
-        <w:t xml:space="preserve">New variables (components) are derived from a p x p covariance or correlation matrix of original variables</w:t>
+        <w:t xml:space="preserve">New variables (components) are derived from a p x p covariance or</w:t>
+      </w:r>
+      <w:r>
+        <w:t xml:space="preserve"> </w:t>
+      </w:r>
+      <w:r>
+        <w:t xml:space="preserve">correlation matrix of original variables</w:t>
       </w:r>
     </w:p>
     <w:bookmarkEnd w:id="33"/>
@@ -866,7 +920,19 @@
         </w:numPr>
       </w:pPr>
       <w:r>
-        <w:t xml:space="preserve">Common goals of MV data analysis are variable reduction (finding derived variables that summarize data) and exploration of patterns in data (scaling/ordination)</w:t>
+        <w:t xml:space="preserve">Common goals of MV data analysis are variable reduction (finding</w:t>
+      </w:r>
+      <w:r>
+        <w:t xml:space="preserve"> </w:t>
+      </w:r>
+      <w:r>
+        <w:t xml:space="preserve">derived variables that summarize data) and exploration of patterns</w:t>
+      </w:r>
+      <w:r>
+        <w:t xml:space="preserve"> </w:t>
+      </w:r>
+      <w:r>
+        <w:t xml:space="preserve">in data (scaling/ordination)</w:t>
       </w:r>
     </w:p>
     <w:p>
@@ -878,7 +944,13 @@
         </w:numPr>
       </w:pPr>
       <w:r>
-        <w:t xml:space="preserve">Can use association (correlation/ covariance) matrices (PCA) or dissimilarity measures (MDS)</w:t>
+        <w:t xml:space="preserve">Can use association (correlation/ covariance) matrices (PCA) or</w:t>
+      </w:r>
+      <w:r>
+        <w:t xml:space="preserve"> </w:t>
+      </w:r>
+      <w:r>
+        <w:t xml:space="preserve">dissimilarity measures (MDS)</w:t>
       </w:r>
     </w:p>
     <w:p>
@@ -4365,7 +4437,7 @@
       <w:r>
         <w:drawing>
           <wp:inline>
-            <wp:extent cx="6578600" cy="4186381"/>
+            <wp:extent cx="2743200" cy="2743200"/>
             <wp:effectExtent b="0" l="0" r="0" t="0"/>
             <wp:docPr descr="" title="" id="37" name="Picture"/>
             <a:graphic>
@@ -4386,7 +4458,7 @@
                   <pic:spPr bwMode="auto">
                     <a:xfrm>
                       <a:off x="0" y="0"/>
-                      <a:ext cx="6578600" cy="4186381"/>
+                      <a:ext cx="2743200" cy="2743200"/>
                     </a:xfrm>
                     <a:prstGeom prst="rect">
                       <a:avLst/>
@@ -4440,7 +4512,13 @@
         <w:t xml:space="preserve">Variable Reduction</w:t>
       </w:r>
       <w:r>
-        <w:t xml:space="preserve">: Transform many correlated variables into fewer uncorrelated components</w:t>
+        <w:t xml:space="preserve">: Transform many correlated variables into</w:t>
+      </w:r>
+      <w:r>
+        <w:t xml:space="preserve"> </w:t>
+      </w:r>
+      <w:r>
+        <w:t xml:space="preserve">fewer uncorrelated components</w:t>
       </w:r>
     </w:p>
     <w:p>
@@ -4459,7 +4537,13 @@
         <w:t xml:space="preserve">Data Exploration</w:t>
       </w:r>
       <w:r>
-        <w:t xml:space="preserve">: Visualize patterns and relationships in high-dimensional data</w:t>
+        <w:t xml:space="preserve">: Visualize patterns and relationships in</w:t>
+      </w:r>
+      <w:r>
+        <w:t xml:space="preserve"> </w:t>
+      </w:r>
+      <w:r>
+        <w:t xml:space="preserve">high-dimensional data</w:t>
       </w:r>
     </w:p>
     <w:p>
@@ -4478,7 +4562,13 @@
         <w:t xml:space="preserve">Noise Reduction</w:t>
       </w:r>
       <w:r>
-        <w:t xml:space="preserve">: Focus on the most important sources of variation</w:t>
+        <w:t xml:space="preserve">: Focus on the most important sources of</w:t>
+      </w:r>
+      <w:r>
+        <w:t xml:space="preserve"> </w:t>
+      </w:r>
+      <w:r>
+        <w:t xml:space="preserve">variation</w:t>
       </w:r>
     </w:p>
     <w:p>
@@ -4497,7 +4587,13 @@
         <w:t xml:space="preserve">Dimension Reduction</w:t>
       </w:r>
       <w:r>
-        <w:t xml:space="preserve">: Make complex datasets easier to analyze and interpret</w:t>
+        <w:t xml:space="preserve">: Make complex datasets easier to analyze and</w:t>
+      </w:r>
+      <w:r>
+        <w:t xml:space="preserve"> </w:t>
+      </w:r>
+      <w:r>
+        <w:t xml:space="preserve">interpret</w:t>
       </w:r>
     </w:p>
     <w:p>
@@ -4512,7 +4608,13 @@
         <w:t xml:space="preserve">Today’s Example</w:t>
       </w:r>
       <w:r>
-        <w:t xml:space="preserve">: Iris flower measurements - can we reduce 4 measurements to 2-3 components that capture most variation?</w:t>
+        <w:t xml:space="preserve">: Iris flower measurements - can we reduce 4</w:t>
+      </w:r>
+      <w:r>
+        <w:t xml:space="preserve"> </w:t>
+      </w:r>
+      <w:r>
+        <w:t xml:space="preserve">measurements to 2-3 components that capture most variation?</w:t>
       </w:r>
     </w:p>
     <w:bookmarkEnd w:id="40"/>
@@ -4523,7 +4625,7 @@
       <w:r>
         <w:drawing>
           <wp:inline>
-            <wp:extent cx="6578600" cy="4186381"/>
+            <wp:extent cx="2743200" cy="2743200"/>
             <wp:effectExtent b="0" l="0" r="0" t="0"/>
             <wp:docPr descr="" title="" id="42" name="Picture"/>
             <a:graphic>
@@ -4544,7 +4646,7 @@
                   <pic:spPr bwMode="auto">
                     <a:xfrm>
                       <a:off x="0" y="0"/>
-                      <a:ext cx="6578600" cy="4186381"/>
+                      <a:ext cx="2743200" cy="2743200"/>
                     </a:xfrm>
                     <a:prstGeom prst="rect">
                       <a:avLst/>
@@ -4598,7 +4700,13 @@
         <w:t xml:space="preserve">Variable Reduction</w:t>
       </w:r>
       <w:r>
-        <w:t xml:space="preserve">: Transform many correlated variables into fewer uncorrelated components</w:t>
+        <w:t xml:space="preserve">: Transform many correlated variables into</w:t>
+      </w:r>
+      <w:r>
+        <w:t xml:space="preserve"> </w:t>
+      </w:r>
+      <w:r>
+        <w:t xml:space="preserve">fewer uncorrelated components</w:t>
       </w:r>
     </w:p>
     <w:p>
@@ -4617,7 +4725,13 @@
         <w:t xml:space="preserve">Data Exploration</w:t>
       </w:r>
       <w:r>
-        <w:t xml:space="preserve">: Visualize patterns and relationships in high-dimensional data</w:t>
+        <w:t xml:space="preserve">: Visualize patterns and relationships in</w:t>
+      </w:r>
+      <w:r>
+        <w:t xml:space="preserve"> </w:t>
+      </w:r>
+      <w:r>
+        <w:t xml:space="preserve">high-dimensional data</w:t>
       </w:r>
     </w:p>
     <w:p>
@@ -4636,7 +4750,13 @@
         <w:t xml:space="preserve">Noise Reduction</w:t>
       </w:r>
       <w:r>
-        <w:t xml:space="preserve">: Focus on the most important sources of variation</w:t>
+        <w:t xml:space="preserve">: Focus on the most important sources of</w:t>
+      </w:r>
+      <w:r>
+        <w:t xml:space="preserve"> </w:t>
+      </w:r>
+      <w:r>
+        <w:t xml:space="preserve">variation</w:t>
       </w:r>
     </w:p>
     <w:p>
@@ -4655,7 +4775,13 @@
         <w:t xml:space="preserve">Dimension Reduction</w:t>
       </w:r>
       <w:r>
-        <w:t xml:space="preserve">: Make complex datasets easier to analyze and interpret</w:t>
+        <w:t xml:space="preserve">: Make complex datasets easier to analyze and</w:t>
+      </w:r>
+      <w:r>
+        <w:t xml:space="preserve"> </w:t>
+      </w:r>
+      <w:r>
+        <w:t xml:space="preserve">interpret</w:t>
       </w:r>
     </w:p>
     <w:p>
@@ -4670,7 +4796,13 @@
         <w:t xml:space="preserve">Today’s Example</w:t>
       </w:r>
       <w:r>
-        <w:t xml:space="preserve">: Iris flower measurements - can we reduce 4 measurements to fewer components that capture most variation?</w:t>
+        <w:t xml:space="preserve">: Iris flower measurements - can we reduce 4</w:t>
+      </w:r>
+      <w:r>
+        <w:t xml:space="preserve"> </w:t>
+      </w:r>
+      <w:r>
+        <w:t xml:space="preserve">measurements to fewer components that capture most variation?</w:t>
       </w:r>
     </w:p>
     <w:bookmarkEnd w:id="45"/>
@@ -4756,7 +4888,13 @@
         <w:t xml:space="preserve"> </w:t>
       </w:r>
       <w:r>
-        <w:t xml:space="preserve">(if not, PCA won’t reduce dimensions)</w:t>
+        <w:t xml:space="preserve">(if not, PCA won’t reduce</w:t>
+      </w:r>
+      <w:r>
+        <w:t xml:space="preserve"> </w:t>
+      </w:r>
+      <w:r>
+        <w:t xml:space="preserve">dimensions)</w:t>
       </w:r>
     </w:p>
     <w:p>
@@ -4837,7 +4975,13 @@
         <w:t xml:space="preserve">Important</w:t>
       </w:r>
       <w:r>
-        <w:t xml:space="preserve">: PCA works best when original variables are moderately to highly correlated!</w:t>
+        <w:t xml:space="preserve">: PCA works best when original variables are moderately to</w:t>
+      </w:r>
+      <w:r>
+        <w:t xml:space="preserve"> </w:t>
+      </w:r>
+      <w:r>
+        <w:t xml:space="preserve">highly correlated!</w:t>
       </w:r>
     </w:p>
     <w:p>
@@ -4928,7 +5072,7 @@
       <w:r>
         <w:drawing>
           <wp:inline>
-            <wp:extent cx="6578600" cy="4186381"/>
+            <wp:extent cx="2743200" cy="2743200"/>
             <wp:effectExtent b="0" l="0" r="0" t="0"/>
             <wp:docPr descr="" title="" id="50" name="Picture"/>
             <a:graphic>
@@ -4949,7 +5093,7 @@
                   <pic:spPr bwMode="auto">
                     <a:xfrm>
                       <a:off x="0" y="0"/>
-                      <a:ext cx="6578600" cy="4186381"/>
+                      <a:ext cx="2743200" cy="2743200"/>
                     </a:xfrm>
                     <a:prstGeom prst="rect">
                       <a:avLst/>
@@ -4985,7 +5129,7 @@
       <w:r>
         <w:drawing>
           <wp:inline>
-            <wp:extent cx="6578600" cy="4186381"/>
+            <wp:extent cx="2743200" cy="2743200"/>
             <wp:effectExtent b="0" l="0" r="0" t="0"/>
             <wp:docPr descr="" title="" id="54" name="Picture"/>
             <a:graphic>
@@ -5006,7 +5150,7 @@
                   <pic:spPr bwMode="auto">
                     <a:xfrm>
                       <a:off x="0" y="0"/>
-                      <a:ext cx="6578600" cy="4186381"/>
+                      <a:ext cx="2743200" cy="2743200"/>
                     </a:xfrm>
                     <a:prstGeom prst="rect">
                       <a:avLst/>
@@ -5042,7 +5186,7 @@
       <w:r>
         <w:drawing>
           <wp:inline>
-            <wp:extent cx="6578600" cy="4186381"/>
+            <wp:extent cx="2743200" cy="2743200"/>
             <wp:effectExtent b="0" l="0" r="0" t="0"/>
             <wp:docPr descr="" title="" id="58" name="Picture"/>
             <a:graphic>
@@ -5063,7 +5207,7 @@
                   <pic:spPr bwMode="auto">
                     <a:xfrm>
                       <a:off x="0" y="0"/>
-                      <a:ext cx="6578600" cy="4186381"/>
+                      <a:ext cx="2743200" cy="2743200"/>
                     </a:xfrm>
                     <a:prstGeom prst="rect">
                       <a:avLst/>
@@ -5170,7 +5314,19 @@
         <w:pStyle w:val="FirstParagraph"/>
       </w:pPr>
       <w:r>
-        <w:t xml:space="preserve">Without standardization, PCA would be dominated by variables with larger numbers (like petal length) simply because they have bigger values, not because they’re more important biologically</w:t>
+        <w:t xml:space="preserve">Without standardization, PCA would be dominated by variables with larger</w:t>
+      </w:r>
+      <w:r>
+        <w:t xml:space="preserve"> </w:t>
+      </w:r>
+      <w:r>
+        <w:t xml:space="preserve">numbers (like petal length) simply because they have bigger values, not</w:t>
+      </w:r>
+      <w:r>
+        <w:t xml:space="preserve"> </w:t>
+      </w:r>
+      <w:r>
+        <w:t xml:space="preserve">because they’re more important biologically</w:t>
       </w:r>
     </w:p>
     <w:p>
@@ -5234,7 +5390,19 @@
         <w:pStyle w:val="FirstParagraph"/>
       </w:pPr>
       <w:r>
-        <w:t xml:space="preserve">How to interpret standardized values: Example: A sepal length of 5.1 cm might become -0.9 after standardization, meaning it’s 0.9 standard deviations below the average sepal length</w:t>
+        <w:t xml:space="preserve">How to interpret standardized values: Example: A sepal length of 5.1 cm</w:t>
+      </w:r>
+      <w:r>
+        <w:t xml:space="preserve"> </w:t>
+      </w:r>
+      <w:r>
+        <w:t xml:space="preserve">might become -0.9 after standardization, meaning it’s 0.9 standard</w:t>
+      </w:r>
+      <w:r>
+        <w:t xml:space="preserve"> </w:t>
+      </w:r>
+      <w:r>
+        <w:t xml:space="preserve">deviations below the average sepal length</w:t>
       </w:r>
     </w:p>
     <w:p>
@@ -5324,7 +5492,13 @@
         <w:pStyle w:val="FirstParagraph"/>
       </w:pPr>
       <w:r>
-        <w:t xml:space="preserve">Principal Component Analysis finds new variables (called components) that capture the most variation in your data. Think of it as finding the</w:t>
+        <w:t xml:space="preserve">Principal Component Analysis finds new variables (called components)</w:t>
+      </w:r>
+      <w:r>
+        <w:t xml:space="preserve"> </w:t>
+      </w:r>
+      <w:r>
+        <w:t xml:space="preserve">that capture the most variation in your data. Think of it as finding the</w:t>
       </w:r>
       <w:r>
         <w:t xml:space="preserve"> </w:t>
@@ -5358,7 +5532,13 @@
         </w:numPr>
       </w:pPr>
       <w:r>
-        <w:t xml:space="preserve">PCA rotates your data to find the direction with maximum spread (PC1)</w:t>
+        <w:t xml:space="preserve">PCA rotates your data to find the direction with maximum spread</w:t>
+      </w:r>
+      <w:r>
+        <w:t xml:space="preserve"> </w:t>
+      </w:r>
+      <w:r>
+        <w:t xml:space="preserve">(PC1)</w:t>
       </w:r>
     </w:p>
     <w:p>
@@ -5370,7 +5550,13 @@
         </w:numPr>
       </w:pPr>
       <w:r>
-        <w:t xml:space="preserve">Then finds the next direction with maximum spread perpendicular to PC1 (PC2)</w:t>
+        <w:t xml:space="preserve">Then finds the next direction with maximum spread perpendicular to</w:t>
+      </w:r>
+      <w:r>
+        <w:t xml:space="preserve"> </w:t>
+      </w:r>
+      <w:r>
+        <w:t xml:space="preserve">PC1 (PC2)</w:t>
       </w:r>
     </w:p>
     <w:p>
@@ -5382,7 +5568,13 @@
         </w:numPr>
       </w:pPr>
       <w:r>
-        <w:t xml:space="preserve">Continues until it has as many components as original variables (4 in our case)</w:t>
+        <w:t xml:space="preserve">Continues until it has as many components as original variables (4</w:t>
+      </w:r>
+      <w:r>
+        <w:t xml:space="preserve"> </w:t>
+      </w:r>
+      <w:r>
+        <w:t xml:space="preserve">in our case)</w:t>
       </w:r>
     </w:p>
     <w:bookmarkEnd w:id="64"/>
@@ -5400,7 +5592,19 @@
         <w:pStyle w:val="FirstParagraph"/>
       </w:pPr>
       <w:r>
-        <w:t xml:space="preserve">We already standardized our data in Step 3, so we tell R not to do it again: - center = FALSE: Don’t subtract the mean (we already did) - scale = FALSE: Don’t divide by standard deviation (we already did)</w:t>
+        <w:t xml:space="preserve">We already standardized our data in Step 3, so we tell R not to do it</w:t>
+      </w:r>
+      <w:r>
+        <w:t xml:space="preserve"> </w:t>
+      </w:r>
+      <w:r>
+        <w:t xml:space="preserve">again: - center = FALSE: Don’t subtract the mean (we already did) -</w:t>
+      </w:r>
+      <w:r>
+        <w:t xml:space="preserve"> </w:t>
+      </w:r>
+      <w:r>
+        <w:t xml:space="preserve">scale = FALSE: Don’t divide by standard deviation (we already did)</w:t>
       </w:r>
     </w:p>
     <w:bookmarkEnd w:id="65"/>
@@ -5448,7 +5652,13 @@
         <w:t xml:space="preserve">Proportion of Variance</w:t>
       </w:r>
       <w:r>
-        <w:t xml:space="preserve">: Percentage of total variation explained by each component</w:t>
+        <w:t xml:space="preserve">: Percentage of total variation explained</w:t>
+      </w:r>
+      <w:r>
+        <w:t xml:space="preserve"> </w:t>
+      </w:r>
+      <w:r>
+        <w:t xml:space="preserve">by each component</w:t>
       </w:r>
     </w:p>
     <w:p>
@@ -5706,7 +5916,13 @@
         <w:pStyle w:val="FirstParagraph"/>
       </w:pPr>
       <w:r>
-        <w:t xml:space="preserve">How are new uncorrelated components derived? One way to think it is in terms of axis rotation Consider a 2-variable dataset:</w:t>
+        <w:t xml:space="preserve">How are new uncorrelated components derived? One way to think it is in</w:t>
+      </w:r>
+      <w:r>
+        <w:t xml:space="preserve"> </w:t>
+      </w:r>
+      <w:r>
+        <w:t xml:space="preserve">terms of axis rotation Consider a 2-variable dataset:</w:t>
       </w:r>
     </w:p>
     <w:p>
@@ -5795,7 +6011,25 @@
         <w:t xml:space="preserve"> </w:t>
       </w:r>
       <w:r>
-        <w:t xml:space="preserve">in such a way that most of the variation lies along the first axis Then find second axis that explains the second-most variation AND is orthogonal to first axis</w:t>
+        <w:t xml:space="preserve">in such a</w:t>
+      </w:r>
+      <w:r>
+        <w:t xml:space="preserve"> </w:t>
+      </w:r>
+      <w:r>
+        <w:t xml:space="preserve">way that most of the variation lies along the first axis Then find</w:t>
+      </w:r>
+      <w:r>
+        <w:t xml:space="preserve"> </w:t>
+      </w:r>
+      <w:r>
+        <w:t xml:space="preserve">second axis that explains the second-most variation AND is orthogonal to</w:t>
+      </w:r>
+      <w:r>
+        <w:t xml:space="preserve"> </w:t>
+      </w:r>
+      <w:r>
+        <w:t xml:space="preserve">first axis</w:t>
       </w:r>
     </w:p>
     <w:p>
@@ -5860,7 +6094,13 @@
         <w:pStyle w:val="FirstParagraph"/>
       </w:pPr>
       <w:r>
-        <w:t xml:space="preserve">Easy to picture in 2D (or even 3D), but harder in multivariate space Practically, components are</w:t>
+        <w:t xml:space="preserve">Easy to picture in 2D (or even 3D), but harder in multivariate space</w:t>
+      </w:r>
+      <w:r>
+        <w:t xml:space="preserve"> </w:t>
+      </w:r>
+      <w:r>
+        <w:t xml:space="preserve">Practically, components are</w:t>
       </w:r>
       <w:r>
         <w:t xml:space="preserve"> </w:t>
@@ -5872,7 +6112,19 @@
         <w:t xml:space="preserve"> </w:t>
       </w:r>
       <w:r>
-        <w:t xml:space="preserve">from a covariance of correlation matrix among original variables Will extract as many principal components as original variables</w:t>
+        <w:t xml:space="preserve">from a covariance of correlation</w:t>
+      </w:r>
+      <w:r>
+        <w:t xml:space="preserve"> </w:t>
+      </w:r>
+      <w:r>
+        <w:t xml:space="preserve">matrix among original variables Will extract as many principal</w:t>
+      </w:r>
+      <w:r>
+        <w:t xml:space="preserve"> </w:t>
+      </w:r>
+      <w:r>
+        <w:t xml:space="preserve">components as original variables</w:t>
       </w:r>
     </w:p>
     <w:p>
@@ -5941,7 +6193,13 @@
         </w:numPr>
       </w:pPr>
       <w:r>
-        <w:t xml:space="preserve">Get two important pieces of information from PCA: eigenvectors and eigenvalues</w:t>
+        <w:t xml:space="preserve">Get two important pieces of information from PCA: eigenvectors and</w:t>
+      </w:r>
+      <w:r>
+        <w:t xml:space="preserve"> </w:t>
+      </w:r>
+      <w:r>
+        <w:t xml:space="preserve">eigenvalues</w:t>
       </w:r>
     </w:p>
     <w:p>
@@ -5953,7 +6211,13 @@
         </w:numPr>
       </w:pPr>
       <w:r>
-        <w:t xml:space="preserve">Eigenvalues (latent roots)- how much of the variation is explained by each component?</w:t>
+        <w:t xml:space="preserve">Eigenvalues (latent roots)- how much of the variation is explained</w:t>
+      </w:r>
+      <w:r>
+        <w:t xml:space="preserve"> </w:t>
+      </w:r>
+      <w:r>
+        <w:t xml:space="preserve">by each component?</w:t>
       </w:r>
     </w:p>
     <w:p>
@@ -5965,7 +6229,13 @@
         </w:numPr>
       </w:pPr>
       <w:r>
-        <w:t xml:space="preserve">Eigenvectors- list of coefficients for original variables. There are p coefficients in an eigenvector and p eigenvectors</w:t>
+        <w:t xml:space="preserve">Eigenvectors- list of coefficients for original variables. There are</w:t>
+      </w:r>
+      <w:r>
+        <w:t xml:space="preserve"> </w:t>
+      </w:r>
+      <w:r>
+        <w:t xml:space="preserve">p coefficients in an eigenvector and p eigenvectors</w:t>
       </w:r>
     </w:p>
     <w:p>
@@ -5977,7 +6247,19 @@
         </w:numPr>
       </w:pPr>
       <w:r>
-        <w:t xml:space="preserve">Correlation bw original variables will result in fewer components explaining more variance; variable reduction will fail if original variables are not correlated</w:t>
+        <w:t xml:space="preserve">Correlation bw original variables will result in fewer components</w:t>
+      </w:r>
+      <w:r>
+        <w:t xml:space="preserve"> </w:t>
+      </w:r>
+      <w:r>
+        <w:t xml:space="preserve">explaining more variance; variable reduction will fail if original</w:t>
+      </w:r>
+      <w:r>
+        <w:t xml:space="preserve"> </w:t>
+      </w:r>
+      <w:r>
+        <w:t xml:space="preserve">variables are not correlated</w:t>
       </w:r>
     </w:p>
     <w:bookmarkEnd w:id="80"/>
@@ -6017,7 +6299,13 @@
         </w:numPr>
       </w:pPr>
       <w:r>
-        <w:t xml:space="preserve">Eigenvalues tell us how much variation each principal component captures.</w:t>
+        <w:t xml:space="preserve">Eigenvalues tell us how much variation each principal component</w:t>
+      </w:r>
+      <w:r>
+        <w:t xml:space="preserve"> </w:t>
+      </w:r>
+      <w:r>
+        <w:t xml:space="preserve">captures.</w:t>
       </w:r>
     </w:p>
     <w:p>
@@ -6058,7 +6346,13 @@
         <w:t xml:space="preserve">Eigenvalue</w:t>
       </w:r>
       <w:r>
-        <w:t xml:space="preserve">: The amount of variance captured by each component (always positive)</w:t>
+        <w:t xml:space="preserve">: The amount of variance captured by each component</w:t>
+      </w:r>
+      <w:r>
+        <w:t xml:space="preserve"> </w:t>
+      </w:r>
+      <w:r>
+        <w:t xml:space="preserve">(always positive)</w:t>
       </w:r>
     </w:p>
     <w:p>
@@ -6077,7 +6371,13 @@
         <w:t xml:space="preserve">Proportion of Variance</w:t>
       </w:r>
       <w:r>
-        <w:t xml:space="preserve">: What percentage of total variation this component explains</w:t>
+        <w:t xml:space="preserve">: What percentage of total variation this</w:t>
+      </w:r>
+      <w:r>
+        <w:t xml:space="preserve"> </w:t>
+      </w:r>
+      <w:r>
+        <w:t xml:space="preserve">component explains</w:t>
       </w:r>
     </w:p>
     <w:p>
@@ -6096,7 +6396,13 @@
         <w:t xml:space="preserve">Cumulative Variance</w:t>
       </w:r>
       <w:r>
-        <w:t xml:space="preserve">: Running total - helps us decide how many components we need</w:t>
+        <w:t xml:space="preserve">: Running total - helps us decide how many</w:t>
+      </w:r>
+      <w:r>
+        <w:t xml:space="preserve"> </w:t>
+      </w:r>
+      <w:r>
+        <w:t xml:space="preserve">components we need</w:t>
       </w:r>
     </w:p>
     <w:bookmarkEnd w:id="82"/>
@@ -6142,7 +6448,13 @@
         </w:numPr>
       </w:pPr>
       <w:r>
-        <w:t xml:space="preserve">If Prop_Variance = 0.728, PC1 explains 72.8% of all variation in the data</w:t>
+        <w:t xml:space="preserve">If Prop_Variance = 0.728, PC1 explains 72.8% of all variation in the</w:t>
+      </w:r>
+      <w:r>
+        <w:t xml:space="preserve"> </w:t>
+      </w:r>
+      <w:r>
+        <w:t xml:space="preserve">data</w:t>
       </w:r>
     </w:p>
     <w:p>
@@ -6154,7 +6466,13 @@
         </w:numPr>
       </w:pPr>
       <w:r>
-        <w:t xml:space="preserve">If Cumsum_Variance = 0.959 at PC2, the first 2 components together explain 95.9% of variation</w:t>
+        <w:t xml:space="preserve">If Cumsum_Variance = 0.959 at PC2, the first 2 components together</w:t>
+      </w:r>
+      <w:r>
+        <w:t xml:space="preserve"> </w:t>
+      </w:r>
+      <w:r>
+        <w:t xml:space="preserve">explain 95.9% of variation</w:t>
       </w:r>
     </w:p>
     <w:bookmarkEnd w:id="83"/>
@@ -6184,7 +6502,13 @@
         </w:numPr>
       </w:pPr>
       <w:r>
-        <w:t xml:space="preserve">If 2 components explain 95% of variance, we’ve successfully reduced 4 variables to 2</w:t>
+        <w:t xml:space="preserve">If 2 components explain 95% of variance, we’ve successfully reduced</w:t>
+      </w:r>
+      <w:r>
+        <w:t xml:space="preserve"> </w:t>
+      </w:r>
+      <w:r>
+        <w:t xml:space="preserve">4 variables to 2</w:t>
       </w:r>
     </w:p>
     <w:p>
@@ -6196,7 +6520,13 @@
         </w:numPr>
       </w:pPr>
       <w:r>
-        <w:t xml:space="preserve">We only lose 5% of information without including the other variables!</w:t>
+        <w:t xml:space="preserve">We only lose 5% of information without including the other</w:t>
+      </w:r>
+      <w:r>
+        <w:t xml:space="preserve"> </w:t>
+      </w:r>
+      <w:r>
+        <w:t xml:space="preserve">variables!</w:t>
       </w:r>
     </w:p>
     <w:bookmarkEnd w:id="84"/>
@@ -6893,7 +7223,19 @@
         <w:pStyle w:val="FirstParagraph"/>
       </w:pPr>
       <w:r>
-        <w:t xml:space="preserve">A scree plot shows how much variance each component explains, helping us decide how many components we need. The name comes from the geological term</w:t>
+        <w:t xml:space="preserve">A scree plot shows how much variance each component explains, helping us</w:t>
+      </w:r>
+      <w:r>
+        <w:t xml:space="preserve"> </w:t>
+      </w:r>
+      <w:r>
+        <w:t xml:space="preserve">decide how many components we need. The name comes from the geological</w:t>
+      </w:r>
+      <w:r>
+        <w:t xml:space="preserve"> </w:t>
+      </w:r>
+      <w:r>
+        <w:t xml:space="preserve">term</w:t>
       </w:r>
       <w:r>
         <w:t xml:space="preserve"> </w:t>
@@ -6905,7 +7247,13 @@
         <w:t xml:space="preserve"> </w:t>
       </w:r>
       <w:r>
-        <w:t xml:space="preserve">- loose rocks at the base of a cliff - because the plot often looks like a steep cliff followed by rubble.</w:t>
+        <w:t xml:space="preserve">- loose rocks at the base of a cliff - because the plot</w:t>
+      </w:r>
+      <w:r>
+        <w:t xml:space="preserve"> </w:t>
+      </w:r>
+      <w:r>
+        <w:t xml:space="preserve">often looks like a steep cliff followed by rubble.</w:t>
       </w:r>
     </w:p>
     <w:bookmarkEnd w:id="87"/>
@@ -6972,7 +7320,13 @@
         <w:t xml:space="preserve">The pattern</w:t>
       </w:r>
       <w:r>
-        <w:t xml:space="preserve">: Usually shows a steep drop followed by a leveling off</w:t>
+        <w:t xml:space="preserve">: Usually shows a steep drop followed by a leveling</w:t>
+      </w:r>
+      <w:r>
+        <w:t xml:space="preserve"> </w:t>
+      </w:r>
+      <w:r>
+        <w:t xml:space="preserve">off</w:t>
       </w:r>
     </w:p>
     <w:bookmarkEnd w:id="88"/>
@@ -7069,7 +7423,13 @@
         </w:numPr>
       </w:pPr>
       <w:r>
-        <w:t xml:space="preserve">If PC1 explains 70% and PC2 explains 20%, but PC3 only explains 5%, the elbow is at PC2</w:t>
+        <w:t xml:space="preserve">If PC1 explains 70% and PC2 explains 20%, but PC3 only explains 5%,</w:t>
+      </w:r>
+      <w:r>
+        <w:t xml:space="preserve"> </w:t>
+      </w:r>
+      <w:r>
+        <w:t xml:space="preserve">the elbow is at PC2</w:t>
       </w:r>
     </w:p>
     <w:p>
@@ -7093,7 +7453,13 @@
         </w:numPr>
       </w:pPr>
       <w:r>
-        <w:t xml:space="preserve">The dramatic drop from PC1 to PC2, then gentle decline after, confirms our dimension reduction worked well</w:t>
+        <w:t xml:space="preserve">The dramatic drop from PC1 to PC2, then gentle decline after,</w:t>
+      </w:r>
+      <w:r>
+        <w:t xml:space="preserve"> </w:t>
+      </w:r>
+      <w:r>
+        <w:t xml:space="preserve">confirms our dimension reduction worked well</w:t>
       </w:r>
     </w:p>
     <w:bookmarkEnd w:id="90"/>
@@ -7379,7 +7745,13 @@
         <w:pStyle w:val="FirstParagraph"/>
       </w:pPr>
       <w:r>
-        <w:t xml:space="preserve">Loadings tell us how much each original variable contributes to each principal component. Think of them as</w:t>
+        <w:t xml:space="preserve">Loadings tell us how much each original variable contributes to each</w:t>
+      </w:r>
+      <w:r>
+        <w:t xml:space="preserve"> </w:t>
+      </w:r>
+      <w:r>
+        <w:t xml:space="preserve">principal component. Think of them as</w:t>
       </w:r>
       <w:r>
         <w:t xml:space="preserve"> </w:t>
@@ -7391,7 +7763,13 @@
         <w:t xml:space="preserve"> </w:t>
       </w:r>
       <w:r>
-        <w:t xml:space="preserve">that show how to mix your original measurements to create the new components.</w:t>
+        <w:t xml:space="preserve">that show how to mix</w:t>
+      </w:r>
+      <w:r>
+        <w:t xml:space="preserve"> </w:t>
+      </w:r>
+      <w:r>
+        <w:t xml:space="preserve">your original measurements to create the new components.</w:t>
       </w:r>
     </w:p>
     <w:bookmarkEnd w:id="93"/>
@@ -7445,7 +7823,13 @@
         <w:t xml:space="preserve"> </w:t>
       </w:r>
       <w:r>
-        <w:t xml:space="preserve">(e.g., 0.8): This variable contributes strongly in the positive direction</w:t>
+        <w:t xml:space="preserve">(e.g., 0.8): This variable contributes</w:t>
+      </w:r>
+      <w:r>
+        <w:t xml:space="preserve"> </w:t>
+      </w:r>
+      <w:r>
+        <w:t xml:space="preserve">strongly in the positive direction</w:t>
       </w:r>
     </w:p>
     <w:p>
@@ -7467,7 +7851,13 @@
         <w:t xml:space="preserve"> </w:t>
       </w:r>
       <w:r>
-        <w:t xml:space="preserve">(e.g., -0.8): This variable contributes strongly in the negative direction</w:t>
+        <w:t xml:space="preserve">(e.g., -0.8): This variable contributes</w:t>
+      </w:r>
+      <w:r>
+        <w:t xml:space="preserve"> </w:t>
+      </w:r>
+      <w:r>
+        <w:t xml:space="preserve">strongly in the negative direction</w:t>
       </w:r>
     </w:p>
     <w:p>
@@ -7486,7 +7876,13 @@
         <w:t xml:space="preserve">Values near 0</w:t>
       </w:r>
       <w:r>
-        <w:t xml:space="preserve">: This variable doesn’t contribute much to this component</w:t>
+        <w:t xml:space="preserve">: This variable doesn’t contribute much to this</w:t>
+      </w:r>
+      <w:r>
+        <w:t xml:space="preserve"> </w:t>
+      </w:r>
+      <w:r>
+        <w:t xml:space="preserve">component</w:t>
       </w:r>
     </w:p>
     <w:bookmarkEnd w:id="94"/>
@@ -7515,7 +7911,13 @@
         <w:t xml:space="preserve">If all loadings have similar signs</w:t>
       </w:r>
       <w:r>
-        <w:t xml:space="preserve">: Component represents overall size (all measurements increase/decrease together)</w:t>
+        <w:t xml:space="preserve">: Component represents overall</w:t>
+      </w:r>
+      <w:r>
+        <w:t xml:space="preserve"> </w:t>
+      </w:r>
+      <w:r>
+        <w:t xml:space="preserve">size (all measurements increase/decrease together)</w:t>
       </w:r>
     </w:p>
     <w:p>
@@ -7534,7 +7936,13 @@
         <w:t xml:space="preserve">If loadings have mixed signs</w:t>
       </w:r>
       <w:r>
-        <w:t xml:space="preserve">: Component represents shape or proportions (some measurements increase while others decrease)</w:t>
+        <w:t xml:space="preserve">: Component represents shape or</w:t>
+      </w:r>
+      <w:r>
+        <w:t xml:space="preserve"> </w:t>
+      </w:r>
+      <w:r>
+        <w:t xml:space="preserve">proportions (some measurements increase while others decrease)</w:t>
       </w:r>
     </w:p>
     <w:p>
@@ -7553,7 +7961,13 @@
         <w:t xml:space="preserve">Dominant variables</w:t>
       </w:r>
       <w:r>
-        <w:t xml:space="preserve">: Variables with the largest absolute loadings drive that component’s meaning</w:t>
+        <w:t xml:space="preserve">: Variables with the largest absolute loadings</w:t>
+      </w:r>
+      <w:r>
+        <w:t xml:space="preserve"> </w:t>
+      </w:r>
+      <w:r>
+        <w:t xml:space="preserve">drive that component’s meaning</w:t>
       </w:r>
     </w:p>
     <w:bookmarkEnd w:id="95"/>
@@ -7613,7 +8027,13 @@
         </w:numPr>
       </w:pPr>
       <w:r>
-        <w:t xml:space="preserve">The negative sign just indicates direction (could flip signs and interpretation)</w:t>
+        <w:t xml:space="preserve">The negative sign just indicates direction (could flip signs and</w:t>
+      </w:r>
+      <w:r>
+        <w:t xml:space="preserve"> </w:t>
+      </w:r>
+      <w:r>
+        <w:t xml:space="preserve">interpretation)</w:t>
       </w:r>
     </w:p>
     <w:bookmarkEnd w:id="96"/>
@@ -8048,7 +8468,13 @@
         <w:t xml:space="preserve">Orthogonal</w:t>
       </w:r>
       <w:r>
-        <w:t xml:space="preserve">: Eigenvectors are perpendicular to each other (dot product = 0)</w:t>
+        <w:t xml:space="preserve">: Eigenvectors are perpendicular to each other (dot</w:t>
+      </w:r>
+      <w:r>
+        <w:t xml:space="preserve"> </w:t>
+      </w:r>
+      <w:r>
+        <w:t xml:space="preserve">product = 0)</w:t>
       </w:r>
     </w:p>
     <w:p>
@@ -8067,7 +8493,13 @@
         <w:t xml:space="preserve">Ordered by importance</w:t>
       </w:r>
       <w:r>
-        <w:t xml:space="preserve">: First eigenvector (PC1) explains most variance</w:t>
+        <w:t xml:space="preserve">: First eigenvector (PC1) explains most</w:t>
+      </w:r>
+      <w:r>
+        <w:t xml:space="preserve"> </w:t>
+      </w:r>
+      <w:r>
+        <w:t xml:space="preserve">variance</w:t>
       </w:r>
     </w:p>
     <w:bookmarkEnd w:id="98"/>
@@ -8121,7 +8553,13 @@
         <w:t xml:space="preserve"> </w:t>
       </w:r>
       <w:r>
-        <w:t xml:space="preserve">= The importance of each direction (variance explained)</w:t>
+        <w:t xml:space="preserve">= The importance of each direction (variance</w:t>
+      </w:r>
+      <w:r>
+        <w:t xml:space="preserve"> </w:t>
+      </w:r>
+      <w:r>
+        <w:t xml:space="preserve">explained)</w:t>
       </w:r>
     </w:p>
     <w:p>
@@ -8160,7 +8598,19 @@
         <w:pStyle w:val="BodyText"/>
       </w:pPr>
       <w:r>
-        <w:t xml:space="preserve">This is a visual representation of the loadings table, showing how each original variable contributes to PC1 and PC2. It’s like a map of how your original measurements relate to the new principal components.</w:t>
+        <w:t xml:space="preserve">This is a visual representation of the loadings table, showing how each</w:t>
+      </w:r>
+      <w:r>
+        <w:t xml:space="preserve"> </w:t>
+      </w:r>
+      <w:r>
+        <w:t xml:space="preserve">original variable contributes to PC1 and PC2. It’s like a map of how</w:t>
+      </w:r>
+      <w:r>
+        <w:t xml:space="preserve"> </w:t>
+      </w:r>
+      <w:r>
+        <w:t xml:space="preserve">your original measurements relate to the new principal components.</w:t>
       </w:r>
     </w:p>
     <w:p>
@@ -8180,7 +8630,13 @@
         </w:numPr>
       </w:pPr>
       <w:r>
-        <w:t xml:space="preserve">Arrows represent your original variables (sepal_length, sepal_width, etc.)</w:t>
+        <w:t xml:space="preserve">Arrows represent your original variables (sepal_length, sepal_width,</w:t>
+      </w:r>
+      <w:r>
+        <w:t xml:space="preserve"> </w:t>
+      </w:r>
+      <w:r>
+        <w:t xml:space="preserve">etc.)</w:t>
       </w:r>
     </w:p>
     <w:p>
@@ -8204,7 +8660,13 @@
         </w:numPr>
       </w:pPr>
       <w:r>
-        <w:t xml:space="preserve">Arrow length indicates the strength of contribution (longer = stronger)</w:t>
+        <w:t xml:space="preserve">Arrow length indicates the strength of contribution (longer =</w:t>
+      </w:r>
+      <w:r>
+        <w:t xml:space="preserve"> </w:t>
+      </w:r>
+      <w:r>
+        <w:t xml:space="preserve">stronger)</w:t>
       </w:r>
     </w:p>
     <w:p>
@@ -8216,7 +8678,13 @@
         </w:numPr>
       </w:pPr>
       <w:r>
-        <w:t xml:space="preserve">Arrow color shows the overall contribution magnitude (red = highest, blue = lowest)</w:t>
+        <w:t xml:space="preserve">Arrow color shows the overall contribution magnitude (red = highest,</w:t>
+      </w:r>
+      <w:r>
+        <w:t xml:space="preserve"> </w:t>
+      </w:r>
+      <w:r>
+        <w:t xml:space="preserve">blue = lowest)</w:t>
       </w:r>
     </w:p>
     <w:p>
@@ -8456,7 +8924,13 @@
         </w:numPr>
       </w:pPr>
       <w:r>
-        <w:t xml:space="preserve">The plot confirms our dimension reduction worked - we’ve captured 95.9% of variation in just 2 dimensions!</w:t>
+        <w:t xml:space="preserve">The plot confirms our dimension reduction worked - we’ve captured</w:t>
+      </w:r>
+      <w:r>
+        <w:t xml:space="preserve"> </w:t>
+      </w:r>
+      <w:r>
+        <w:t xml:space="preserve">95.9% of variation in just 2 dimensions!</w:t>
       </w:r>
     </w:p>
     <w:bookmarkEnd w:id="102"/>
@@ -8582,7 +9056,13 @@
         <w:t xml:space="preserve">Setosa flowers</w:t>
       </w:r>
       <w:r>
-        <w:t xml:space="preserve">: Small overall (negative PC1), relatively wide sepals (positive PC2)</w:t>
+        <w:t xml:space="preserve">: Small overall (negative PC1), relatively wide</w:t>
+      </w:r>
+      <w:r>
+        <w:t xml:space="preserve"> </w:t>
+      </w:r>
+      <w:r>
+        <w:t xml:space="preserve">sepals (positive PC2)</w:t>
       </w:r>
     </w:p>
     <w:p>
@@ -8601,7 +9081,13 @@
         <w:t xml:space="preserve">Virginica flowers</w:t>
       </w:r>
       <w:r>
-        <w:t xml:space="preserve">: Large overall (positive PC1), especially long petals</w:t>
+        <w:t xml:space="preserve">: Large overall (positive PC1), especially long</w:t>
+      </w:r>
+      <w:r>
+        <w:t xml:space="preserve"> </w:t>
+      </w:r>
+      <w:r>
+        <w:t xml:space="preserve">petals</w:t>
       </w:r>
     </w:p>
     <w:p>
@@ -8666,7 +9152,13 @@
         </w:numPr>
       </w:pPr>
       <w:r>
-        <w:t xml:space="preserve">All arrows point right → all measurements increase from setosa to virginica</w:t>
+        <w:t xml:space="preserve">All arrows point right → all measurements increase from setosa to</w:t>
+      </w:r>
+      <w:r>
+        <w:t xml:space="preserve"> </w:t>
+      </w:r>
+      <w:r>
+        <w:t xml:space="preserve">virginica</w:t>
       </w:r>
     </w:p>
     <w:bookmarkEnd w:id="105"/>
@@ -10038,7 +10530,25 @@
         <w:t xml:space="preserve"> </w:t>
       </w:r>
       <w:r>
-        <w:t xml:space="preserve">but the actual values show mostly positive loadings. This is likely due to a sign flip - PCA signs can be arbitrary. Let’s interpret based on the actual values shown:</w:t>
+        <w:t xml:space="preserve">but</w:t>
+      </w:r>
+      <w:r>
+        <w:t xml:space="preserve"> </w:t>
+      </w:r>
+      <w:r>
+        <w:t xml:space="preserve">the actual values show mostly positive loadings. This is likely due to a</w:t>
+      </w:r>
+      <w:r>
+        <w:t xml:space="preserve"> </w:t>
+      </w:r>
+      <w:r>
+        <w:t xml:space="preserve">sign flip - PCA signs can be arbitrary. Let’s interpret based on the</w:t>
+      </w:r>
+      <w:r>
+        <w:t xml:space="preserve"> </w:t>
+      </w:r>
+      <w:r>
+        <w:t xml:space="preserve">actual values shown:</w:t>
       </w:r>
     </w:p>
     <w:p>
@@ -10054,7 +10564,21 @@
           <w:b/>
           <w:bCs/>
         </w:rPr>
-        <w:t xml:space="preserve">Three variables (sepal length, petal length, petal width) have similar positive loadings</w:t>
+        <w:t xml:space="preserve">Three variables (sepal length, petal length, petal width) have</w:t>
+      </w:r>
+      <w:r>
+        <w:rPr>
+          <w:b/>
+          <w:bCs/>
+        </w:rPr>
+        <w:t xml:space="preserve"> </w:t>
+      </w:r>
+      <w:r>
+        <w:rPr>
+          <w:b/>
+          <w:bCs/>
+        </w:rPr>
+        <w:t xml:space="preserve">similar positive loadings</w:t>
       </w:r>
       <w:r>
         <w:t xml:space="preserve"> </w:t>
@@ -10094,7 +10618,13 @@
         </w:numPr>
       </w:pPr>
       <w:r>
-        <w:t xml:space="preserve">This means PC1 captures flowers where length and width measurements (except sepal width) vary together</w:t>
+        <w:t xml:space="preserve">This means PC1 captures flowers where length and width measurements</w:t>
+      </w:r>
+      <w:r>
+        <w:t xml:space="preserve"> </w:t>
+      </w:r>
+      <w:r>
+        <w:t xml:space="preserve">(except sepal width) vary together</w:t>
       </w:r>
     </w:p>
     <w:bookmarkEnd w:id="111"/>
@@ -10126,7 +10656,13 @@
         <w:t xml:space="preserve"> </w:t>
       </w:r>
       <w:r>
-        <w:t xml:space="preserve">= Longer petals, longer sepals, wider petals, but narrower sepals</w:t>
+        <w:t xml:space="preserve">= Longer petals, longer sepals, wider petals,</w:t>
+      </w:r>
+      <w:r>
+        <w:t xml:space="preserve"> </w:t>
+      </w:r>
+      <w:r>
+        <w:t xml:space="preserve">but narrower sepals</w:t>
       </w:r>
     </w:p>
     <w:p>
@@ -10148,7 +10684,13 @@
         <w:t xml:space="preserve"> </w:t>
       </w:r>
       <w:r>
-        <w:t xml:space="preserve">= Shorter petals, shorter sepals, narrower petals, but wider sepals</w:t>
+        <w:t xml:space="preserve">= Shorter petals, shorter sepals, narrower</w:t>
+      </w:r>
+      <w:r>
+        <w:t xml:space="preserve"> </w:t>
+      </w:r>
+      <w:r>
+        <w:t xml:space="preserve">petals, but wider sepals</w:t>
       </w:r>
     </w:p>
     <w:p>
@@ -10166,7 +10708,13 @@
         <w:t xml:space="preserve"> </w:t>
       </w:r>
       <w:r>
-        <w:t xml:space="preserve">“overall flower size except sepal width goes opposite”</w:t>
+        <w:t xml:space="preserve">“overall flower size except sepal width</w:t>
+      </w:r>
+      <w:r>
+        <w:t xml:space="preserve"> </w:t>
+      </w:r>
+      <w:r>
+        <w:t xml:space="preserve">goes opposite”</w:t>
       </w:r>
     </w:p>
     <w:bookmarkEnd w:id="112"/>
@@ -10196,7 +10744,13 @@
         </w:numPr>
       </w:pPr>
       <w:r>
-        <w:t xml:space="preserve">Small flowers with relatively wide sepals (negative PC1) - typical of setosa</w:t>
+        <w:t xml:space="preserve">Small flowers with relatively wide sepals (negative PC1) - typical</w:t>
+      </w:r>
+      <w:r>
+        <w:t xml:space="preserve"> </w:t>
+      </w:r>
+      <w:r>
+        <w:t xml:space="preserve">of setosa</w:t>
       </w:r>
     </w:p>
     <w:p>
@@ -10208,7 +10762,13 @@
         </w:numPr>
       </w:pPr>
       <w:r>
-        <w:t xml:space="preserve">Large flowers with relatively narrow sepals (positive PC1) - typical of virginica</w:t>
+        <w:t xml:space="preserve">Large flowers with relatively narrow sepals (positive PC1) - typical</w:t>
+      </w:r>
+      <w:r>
+        <w:t xml:space="preserve"> </w:t>
+      </w:r>
+      <w:r>
+        <w:t xml:space="preserve">of virginica</w:t>
       </w:r>
     </w:p>
     <w:bookmarkEnd w:id="113"/>
@@ -10782,7 +11342,19 @@
         <w:t xml:space="preserve"> </w:t>
       </w:r>
       <w:r>
-        <w:t xml:space="preserve">but the actual value is -0.923 (negative). All loadings are actually negative, with sepal width being the most strongly negative.</w:t>
+        <w:t xml:space="preserve">but the actual</w:t>
+      </w:r>
+      <w:r>
+        <w:t xml:space="preserve"> </w:t>
+      </w:r>
+      <w:r>
+        <w:t xml:space="preserve">value is -0.923 (negative). All loadings are actually negative, with</w:t>
+      </w:r>
+      <w:r>
+        <w:t xml:space="preserve"> </w:t>
+      </w:r>
+      <w:r>
+        <w:t xml:space="preserve">sepal width being the most strongly negative.</w:t>
       </w:r>
     </w:p>
     <w:bookmarkEnd w:id="117"/>
@@ -10811,7 +11383,13 @@
         <w:t xml:space="preserve">All variables have negative loadings</w:t>
       </w:r>
       <w:r>
-        <w:t xml:space="preserve">, but sepal width is dominant (-0.923)</w:t>
+        <w:t xml:space="preserve">, but sepal width is</w:t>
+      </w:r>
+      <w:r>
+        <w:t xml:space="preserve"> </w:t>
+      </w:r>
+      <w:r>
+        <w:t xml:space="preserve">dominant (-0.923)</w:t>
       </w:r>
     </w:p>
     <w:p>
@@ -10852,7 +11430,13 @@
         <w:t xml:space="preserve">This component is primarily driven by sepal width</w:t>
       </w:r>
       <w:r>
-        <w:t xml:space="preserve">, with some contribution from sepal length</w:t>
+        <w:t xml:space="preserve">, with some</w:t>
+      </w:r>
+      <w:r>
+        <w:t xml:space="preserve"> </w:t>
+      </w:r>
+      <w:r>
+        <w:t xml:space="preserve">contribution from sepal length</w:t>
       </w:r>
     </w:p>
     <w:bookmarkEnd w:id="118"/>
@@ -10884,7 +11468,13 @@
         <w:t xml:space="preserve"> </w:t>
       </w:r>
       <w:r>
-        <w:t xml:space="preserve">= Smaller measurements overall, especially narrow sepals</w:t>
+        <w:t xml:space="preserve">= Smaller measurements overall, especially</w:t>
+      </w:r>
+      <w:r>
+        <w:t xml:space="preserve"> </w:t>
+      </w:r>
+      <w:r>
+        <w:t xml:space="preserve">narrow sepals</w:t>
       </w:r>
     </w:p>
     <w:p>
@@ -10906,7 +11496,13 @@
         <w:t xml:space="preserve"> </w:t>
       </w:r>
       <w:r>
-        <w:t xml:space="preserve">= Larger measurements overall, especially wide sepals</w:t>
+        <w:t xml:space="preserve">= Larger measurements overall, especially wide</w:t>
+      </w:r>
+      <w:r>
+        <w:t xml:space="preserve"> </w:t>
+      </w:r>
+      <w:r>
+        <w:t xml:space="preserve">sepals</w:t>
       </w:r>
     </w:p>
     <w:p>
@@ -10918,7 +11514,13 @@
         </w:numPr>
       </w:pPr>
       <w:r>
-        <w:t xml:space="preserve">Since sepal width has the strongest loading, PC2 primarily captures sepal width variation</w:t>
+        <w:t xml:space="preserve">Since sepal width has the strongest loading, PC2 primarily captures</w:t>
+      </w:r>
+      <w:r>
+        <w:t xml:space="preserve"> </w:t>
+      </w:r>
+      <w:r>
+        <w:t xml:space="preserve">sepal width variation</w:t>
       </w:r>
     </w:p>
     <w:bookmarkEnd w:id="119"/>
@@ -10972,7 +11574,13 @@
         </w:numPr>
       </w:pPr>
       <w:r>
-        <w:t xml:space="preserve">This dimension helps separate species that have similar PC1 scores but different sepal proportions</w:t>
+        <w:t xml:space="preserve">This dimension helps separate species that have similar PC1 scores</w:t>
+      </w:r>
+      <w:r>
+        <w:t xml:space="preserve"> </w:t>
+      </w:r>
+      <w:r>
+        <w:t xml:space="preserve">but different sepal proportions</w:t>
       </w:r>
     </w:p>
     <w:bookmarkEnd w:id="120"/>
@@ -12042,7 +12650,13 @@
         <w:t xml:space="preserve">Successful dimension reduction</w:t>
       </w:r>
       <w:r>
-        <w:t xml:space="preserve">: 4 variables → 2 components explaining ~96% of variance</w:t>
+        <w:t xml:space="preserve">: 4 variables → 2 components</w:t>
+      </w:r>
+      <w:r>
+        <w:t xml:space="preserve"> </w:t>
+      </w:r>
+      <w:r>
+        <w:t xml:space="preserve">explaining ~96% of variance</w:t>
       </w:r>
     </w:p>
     <w:p>
@@ -12144,7 +12758,13 @@
         <w:t xml:space="preserve">Species separation</w:t>
       </w:r>
       <w:r>
-        <w:t xml:space="preserve">: PCA naturally groups the three iris species based on their morphological differences</w:t>
+        <w:t xml:space="preserve">: PCA naturally groups the three iris species</w:t>
+      </w:r>
+      <w:r>
+        <w:t xml:space="preserve"> </w:t>
+      </w:r>
+      <w:r>
+        <w:t xml:space="preserve">based on their morphological differences</w:t>
       </w:r>
     </w:p>
     <w:bookmarkEnd w:id="123"/>
@@ -12334,7 +12954,13 @@
         </w:numPr>
       </w:pPr>
       <w:r>
-        <w:t xml:space="preserve">Variables are categorical → use MCA (Multiple Correspondence Analysis)</w:t>
+        <w:t xml:space="preserve">Variables are categorical → use MCA (Multiple Correspondence</w:t>
+      </w:r>
+      <w:r>
+        <w:t xml:space="preserve"> </w:t>
+      </w:r>
+      <w:r>
+        <w:t xml:space="preserve">Analysis)</w:t>
       </w:r>
     </w:p>
     <w:p>
@@ -12390,7 +13016,13 @@
         <w:t xml:space="preserve"> </w:t>
       </w:r>
       <w:r>
-        <w:t xml:space="preserve">→ use discriminant analysis or machine learning</w:t>
+        <w:t xml:space="preserve">→ use discriminant analysis or machine</w:t>
+      </w:r>
+      <w:r>
+        <w:t xml:space="preserve"> </w:t>
+      </w:r>
+      <w:r>
+        <w:t xml:space="preserve">learning</w:t>
       </w:r>
     </w:p>
     <w:p>
@@ -12402,7 +13034,21 @@
           <w:b/>
           <w:bCs/>
         </w:rPr>
-        <w:t xml:space="preserve">PCA is excellent for exploring patterns in biological measurements like morphology, physiology, or environmental variables!</w:t>
+        <w:t xml:space="preserve">PCA is excellent for exploring patterns in biological measurements</w:t>
+      </w:r>
+      <w:r>
+        <w:rPr>
+          <w:b/>
+          <w:bCs/>
+        </w:rPr>
+        <w:t xml:space="preserve"> </w:t>
+      </w:r>
+      <w:r>
+        <w:rPr>
+          <w:b/>
+          <w:bCs/>
+        </w:rPr>
+        <w:t xml:space="preserve">like morphology, physiology, or environmental variables!</w:t>
       </w:r>
     </w:p>
     <w:bookmarkEnd w:id="127"/>
